--- a/reports/generated reports/Windsor_Food_Trucks_Copied_And_Pasted_Report.docx
+++ b/reports/generated reports/Windsor_Food_Trucks_Copied_And_Pasted_Report.docx
@@ -61,6 +61,7 @@
         <w:tc>
           <w:tcPr>
             <w:tcW w:type="dxa" w:w="1440"/>
+            <w:shd w:fill="078701"/>
           </w:tcPr>
           <w:p>
             <w:r>
@@ -83,6 +84,7 @@
         <w:tc>
           <w:tcPr>
             <w:tcW w:type="dxa" w:w="1440"/>
+            <w:shd w:fill="A61B00"/>
           </w:tcPr>
           <w:p>
             <w:r>
@@ -105,6 +107,7 @@
         <w:tc>
           <w:tcPr>
             <w:tcW w:type="dxa" w:w="1440"/>
+            <w:shd w:fill="A61B00"/>
           </w:tcPr>
           <w:p>
             <w:r>
@@ -127,6 +130,7 @@
         <w:tc>
           <w:tcPr>
             <w:tcW w:type="dxa" w:w="1440"/>
+            <w:shd w:fill="A61B00"/>
           </w:tcPr>
           <w:p>
             <w:r>
@@ -149,6 +153,7 @@
         <w:tc>
           <w:tcPr>
             <w:tcW w:type="dxa" w:w="1440"/>
+            <w:shd w:fill="078701"/>
           </w:tcPr>
           <w:p>
             <w:r>
@@ -171,6 +176,7 @@
         <w:tc>
           <w:tcPr>
             <w:tcW w:type="dxa" w:w="1440"/>
+            <w:shd w:fill="A61B00"/>
           </w:tcPr>
           <w:p>
             <w:r>
@@ -193,6 +199,7 @@
         <w:tc>
           <w:tcPr>
             <w:tcW w:type="dxa" w:w="1440"/>
+            <w:shd w:fill="A61B00"/>
           </w:tcPr>
           <w:p>
             <w:r>
@@ -215,6 +222,7 @@
         <w:tc>
           <w:tcPr>
             <w:tcW w:type="dxa" w:w="1440"/>
+            <w:shd w:fill="A61B00"/>
           </w:tcPr>
           <w:p>
             <w:r>
@@ -237,6 +245,7 @@
         <w:tc>
           <w:tcPr>
             <w:tcW w:type="dxa" w:w="1440"/>
+            <w:shd w:fill="A61B00"/>
           </w:tcPr>
           <w:p>
             <w:r>
@@ -259,6 +268,7 @@
         <w:tc>
           <w:tcPr>
             <w:tcW w:type="dxa" w:w="1440"/>
+            <w:shd w:fill="A61B00"/>
           </w:tcPr>
           <w:p>
             <w:r>
@@ -281,6 +291,7 @@
         <w:tc>
           <w:tcPr>
             <w:tcW w:type="dxa" w:w="1440"/>
+            <w:shd w:fill="A61B00"/>
           </w:tcPr>
           <w:p>
             <w:r>
@@ -303,6 +314,7 @@
         <w:tc>
           <w:tcPr>
             <w:tcW w:type="dxa" w:w="1440"/>
+            <w:shd w:fill="A61B00"/>
           </w:tcPr>
           <w:p>
             <w:r>
@@ -325,6 +337,7 @@
         <w:tc>
           <w:tcPr>
             <w:tcW w:type="dxa" w:w="1440"/>
+            <w:shd w:fill="A61B00"/>
           </w:tcPr>
           <w:p>
             <w:r>
@@ -347,6 +360,7 @@
         <w:tc>
           <w:tcPr>
             <w:tcW w:type="dxa" w:w="1440"/>
+            <w:shd w:fill="A61B00"/>
           </w:tcPr>
           <w:p>
             <w:r>
@@ -369,6 +383,7 @@
         <w:tc>
           <w:tcPr>
             <w:tcW w:type="dxa" w:w="1440"/>
+            <w:shd w:fill="078701"/>
           </w:tcPr>
           <w:p>
             <w:r>
@@ -391,6 +406,7 @@
         <w:tc>
           <w:tcPr>
             <w:tcW w:type="dxa" w:w="1440"/>
+            <w:shd w:fill="A61B00"/>
           </w:tcPr>
           <w:p>
             <w:r>
@@ -413,6 +429,7 @@
         <w:tc>
           <w:tcPr>
             <w:tcW w:type="dxa" w:w="1440"/>
+            <w:shd w:fill="A61B00"/>
           </w:tcPr>
           <w:p>
             <w:r>
@@ -435,6 +452,7 @@
         <w:tc>
           <w:tcPr>
             <w:tcW w:type="dxa" w:w="1440"/>
+            <w:shd w:fill="A61B00"/>
           </w:tcPr>
           <w:p>
             <w:r>
@@ -457,6 +475,7 @@
         <w:tc>
           <w:tcPr>
             <w:tcW w:type="dxa" w:w="1440"/>
+            <w:shd w:fill="A61B00"/>
           </w:tcPr>
           <w:p>
             <w:r>
@@ -479,6 +498,7 @@
         <w:tc>
           <w:tcPr>
             <w:tcW w:type="dxa" w:w="1440"/>
+            <w:shd w:fill="A61B00"/>
           </w:tcPr>
           <w:p>
             <w:r>
@@ -501,6 +521,7 @@
         <w:tc>
           <w:tcPr>
             <w:tcW w:type="dxa" w:w="1440"/>
+            <w:shd w:fill="A61B00"/>
           </w:tcPr>
           <w:p>
             <w:r>
@@ -523,6 +544,7 @@
         <w:tc>
           <w:tcPr>
             <w:tcW w:type="dxa" w:w="1440"/>
+            <w:shd w:fill="A61B00"/>
           </w:tcPr>
           <w:p>
             <w:r>
@@ -545,6 +567,7 @@
         <w:tc>
           <w:tcPr>
             <w:tcW w:type="dxa" w:w="1440"/>
+            <w:shd w:fill="A61B00"/>
           </w:tcPr>
           <w:p>
             <w:r>
@@ -567,6 +590,7 @@
         <w:tc>
           <w:tcPr>
             <w:tcW w:type="dxa" w:w="1440"/>
+            <w:shd w:fill="A61B00"/>
           </w:tcPr>
           <w:p>
             <w:r>
@@ -589,6 +613,7 @@
         <w:tc>
           <w:tcPr>
             <w:tcW w:type="dxa" w:w="1440"/>
+            <w:shd w:fill="A61B00"/>
           </w:tcPr>
           <w:p>
             <w:r>
@@ -611,6 +636,7 @@
         <w:tc>
           <w:tcPr>
             <w:tcW w:type="dxa" w:w="1440"/>
+            <w:shd w:fill="A61B00"/>
           </w:tcPr>
           <w:p>
             <w:r>
@@ -633,6 +659,7 @@
         <w:tc>
           <w:tcPr>
             <w:tcW w:type="dxa" w:w="1440"/>
+            <w:shd w:fill="078701"/>
           </w:tcPr>
           <w:p>
             <w:r>
@@ -655,6 +682,7 @@
         <w:tc>
           <w:tcPr>
             <w:tcW w:type="dxa" w:w="1440"/>
+            <w:shd w:fill="078701"/>
           </w:tcPr>
           <w:p>
             <w:r>
@@ -677,6 +705,7 @@
         <w:tc>
           <w:tcPr>
             <w:tcW w:type="dxa" w:w="1440"/>
+            <w:shd w:fill="A61B00"/>
           </w:tcPr>
           <w:p>
             <w:r>
@@ -699,6 +728,7 @@
         <w:tc>
           <w:tcPr>
             <w:tcW w:type="dxa" w:w="1440"/>
+            <w:shd w:fill="A61B00"/>
           </w:tcPr>
           <w:p>
             <w:r>
@@ -708,6 +738,83 @@
         </w:tc>
       </w:tr>
     </w:tbl>
+    <w:p>
+      <w:pPr>
+        <w:pStyle w:val="Heading1"/>
+      </w:pPr>
+      <w:r>
+        <w:t>Key Findings</w:t>
+      </w:r>
+    </w:p>
+    <w:p>
+      <w:r>
+        <w:t>police records check (new only - issued in the municipality that the applicant resides in and not more than 30 days old)</w:t>
+      </w:r>
+    </w:p>
+    <w:p>
+      <w:r>
+        <w:t>email: licences@citywindsor.ca</w:t>
+      </w:r>
+    </w:p>
+    <w:p>
+      <w:r>
+        <w:t>fee category</w:t>
+        <w:tab/>
+        <w:t>new</w:t>
+        <w:tab/>
+        <w:t>renewal</w:t>
+      </w:r>
+    </w:p>
+    <w:p>
+      <w:r>
+        <w:t>category</w:t>
+        <w:tab/>
+        <w:t>fee</w:t>
+      </w:r>
+    </w:p>
+    <w:p>
+      <w:r>
+        <w:t>hours of operation:</w:t>
+      </w:r>
+    </w:p>
+    <w:p>
+      <w:r>
+        <w:t>phone: for general information, call 311.</w:t>
+      </w:r>
+    </w:p>
+    <w:p>
+      <w:r>
+        <w:t>for detailed inquiries, call (519) 255-6200.</w:t>
+      </w:r>
+    </w:p>
+    <w:p>
+      <w:r>
+        <w:t>phone: for general information, call 311.</w:t>
+      </w:r>
+    </w:p>
+    <w:p>
+      <w:r>
+        <w:t>email: licences@citywindsor.ca</w:t>
+      </w:r>
+    </w:p>
+    <w:p>
+      <w:r>
+        <w:t>proof of commercial general liability insurance</w:t>
+      </w:r>
+    </w:p>
+    <w:p>
+      <w:r>
+        <w:t>motor vehicle liability insurance card ("pink slip")</w:t>
+      </w:r>
+    </w:p>
+    <w:p>
+      <w:pPr>
+        <w:pStyle w:val="Heading1"/>
+      </w:pPr>
+      <w:r>
+        <w:t>Recommendations</w:t>
+      </w:r>
+    </w:p>
     <w:sectPr>
       <w:pgSz w:w="12240" w:h="15840"/>
       <w:pgMar w:top="1440" w:right="1800" w:bottom="1440" w:left="1800" w:header="720" w:footer="720" w:gutter="0"/>

--- a/reports/generated reports/Windsor_Food_Trucks_Copied_And_Pasted_Report.docx
+++ b/reports/generated reports/Windsor_Food_Trucks_Copied_And_Pasted_Report.docx
@@ -789,16 +789,6 @@
     </w:p>
     <w:p>
       <w:r>
-        <w:t>phone: for general information, call 311.</w:t>
-      </w:r>
-    </w:p>
-    <w:p>
-      <w:r>
-        <w:t>email: licences@citywindsor.ca</w:t>
-      </w:r>
-    </w:p>
-    <w:p>
-      <w:r>
         <w:t>proof of commercial general liability insurance</w:t>
       </w:r>
     </w:p>
@@ -813,6 +803,131 @@
       </w:pPr>
       <w:r>
         <w:t>Recommendations</w:t>
+      </w:r>
+    </w:p>
+    <w:p>
+      <w:r>
+        <w:t>Find more information for checklist.</w:t>
+      </w:r>
+    </w:p>
+    <w:p>
+      <w:r>
+        <w:t>Find more information for guide to license.</w:t>
+      </w:r>
+    </w:p>
+    <w:p>
+      <w:r>
+        <w:t>Find more information for bylaws.</w:t>
+      </w:r>
+    </w:p>
+    <w:p>
+      <w:r>
+        <w:t>Find more information for provincial business license.</w:t>
+      </w:r>
+    </w:p>
+    <w:p>
+      <w:r>
+        <w:t>Find more information for provincial food business license.</w:t>
+      </w:r>
+    </w:p>
+    <w:p>
+      <w:r>
+        <w:t>Find more information for municipal business license.</w:t>
+      </w:r>
+    </w:p>
+    <w:p>
+      <w:r>
+        <w:t>Find more information for municipal food business license.</w:t>
+      </w:r>
+    </w:p>
+    <w:p>
+      <w:r>
+        <w:t>Find more information for retail license for CPG.</w:t>
+      </w:r>
+    </w:p>
+    <w:p>
+      <w:r>
+        <w:t>Find more information for curbside vending.</w:t>
+      </w:r>
+    </w:p>
+    <w:p>
+      <w:r>
+        <w:t>Find more information for parking fees.</w:t>
+      </w:r>
+    </w:p>
+    <w:p>
+      <w:r>
+        <w:t>Find more information for noise bylaws.</w:t>
+      </w:r>
+    </w:p>
+    <w:p>
+      <w:r>
+        <w:t>Find more information for traffic bylaws.</w:t>
+      </w:r>
+    </w:p>
+    <w:p>
+      <w:r>
+        <w:t>Find more information for branded consumer goods.</w:t>
+      </w:r>
+    </w:p>
+    <w:p>
+      <w:r>
+        <w:t>Find more information for private property operation.</w:t>
+      </w:r>
+    </w:p>
+    <w:p>
+      <w:r>
+        <w:t>Find more information for proximity regulations.</w:t>
+      </w:r>
+    </w:p>
+    <w:p>
+      <w:r>
+        <w:t>Find more information for min distance to restaurant.</w:t>
+      </w:r>
+    </w:p>
+    <w:p>
+      <w:r>
+        <w:t>Find more information for min distance to food truck.</w:t>
+      </w:r>
+    </w:p>
+    <w:p>
+      <w:r>
+        <w:t>Find more information for non-food service proximity restrictions.</w:t>
+      </w:r>
+    </w:p>
+    <w:p>
+      <w:r>
+        <w:t>Find more information for min distance proximity from other business.</w:t>
+      </w:r>
+    </w:p>
+    <w:p>
+      <w:r>
+        <w:t>Find more information for num food trucks allowed in geographic area.</w:t>
+      </w:r>
+    </w:p>
+    <w:p>
+      <w:r>
+        <w:t>Find more information for parking locations.</w:t>
+      </w:r>
+    </w:p>
+    <w:p>
+      <w:r>
+        <w:t>Find more information for additional private restrictions.</w:t>
+      </w:r>
+    </w:p>
+    <w:p>
+      <w:r>
+        <w:t>Find more information for name of local authority.</w:t>
+      </w:r>
+    </w:p>
+    <w:p>
+      <w:r>
+        <w:t>Find more information for physical requirements for trucks.</w:t>
+      </w:r>
+    </w:p>
+    <w:p>
+      <w:r>
+        <w:t>Find more information for exterior appearance guidelines.</w:t>
       </w:r>
     </w:p>
     <w:sectPr>

--- a/reports/generated reports/Windsor_Food_Trucks_Copied_And_Pasted_Report.docx
+++ b/reports/generated reports/Windsor_Food_Trucks_Copied_And_Pasted_Report.docx
@@ -54,7 +54,7 @@
           </w:tcPr>
           <w:p>
             <w:r>
-              <w:t>webpage</w:t>
+              <w:t>Webpage</w:t>
             </w:r>
           </w:p>
         </w:tc>
@@ -65,7 +65,7 @@
           </w:tcPr>
           <w:p>
             <w:r>
-              <w:t>+</w:t>
+              <w:t>Found</w:t>
             </w:r>
           </w:p>
         </w:tc>
@@ -77,7 +77,7 @@
           </w:tcPr>
           <w:p>
             <w:r>
-              <w:t>checklist</w:t>
+              <w:t>Checklist</w:t>
             </w:r>
           </w:p>
         </w:tc>
@@ -88,7 +88,7 @@
           </w:tcPr>
           <w:p>
             <w:r>
-              <w:t>-</w:t>
+              <w:t>Missing</w:t>
             </w:r>
           </w:p>
         </w:tc>
@@ -100,7 +100,7 @@
           </w:tcPr>
           <w:p>
             <w:r>
-              <w:t>guide to license</w:t>
+              <w:t>Guide to license</w:t>
             </w:r>
           </w:p>
         </w:tc>
@@ -111,7 +111,7 @@
           </w:tcPr>
           <w:p>
             <w:r>
-              <w:t>-</w:t>
+              <w:t>Missing</w:t>
             </w:r>
           </w:p>
         </w:tc>
@@ -123,7 +123,7 @@
           </w:tcPr>
           <w:p>
             <w:r>
-              <w:t>bylaws</w:t>
+              <w:t>Bylaws</w:t>
             </w:r>
           </w:p>
         </w:tc>
@@ -134,7 +134,7 @@
           </w:tcPr>
           <w:p>
             <w:r>
-              <w:t>-</w:t>
+              <w:t>Missing</w:t>
             </w:r>
           </w:p>
         </w:tc>
@@ -146,7 +146,7 @@
           </w:tcPr>
           <w:p>
             <w:r>
-              <w:t>penalties</w:t>
+              <w:t>Penalties</w:t>
             </w:r>
           </w:p>
         </w:tc>
@@ -157,7 +157,7 @@
           </w:tcPr>
           <w:p>
             <w:r>
-              <w:t>+</w:t>
+              <w:t>Found</w:t>
             </w:r>
           </w:p>
         </w:tc>
@@ -169,7 +169,7 @@
           </w:tcPr>
           <w:p>
             <w:r>
-              <w:t>provincial business license</w:t>
+              <w:t>Provincial business license</w:t>
             </w:r>
           </w:p>
         </w:tc>
@@ -180,7 +180,7 @@
           </w:tcPr>
           <w:p>
             <w:r>
-              <w:t>-</w:t>
+              <w:t>Missing</w:t>
             </w:r>
           </w:p>
         </w:tc>
@@ -192,7 +192,7 @@
           </w:tcPr>
           <w:p>
             <w:r>
-              <w:t>provincial food business license</w:t>
+              <w:t>Provincial food business license</w:t>
             </w:r>
           </w:p>
         </w:tc>
@@ -203,7 +203,7 @@
           </w:tcPr>
           <w:p>
             <w:r>
-              <w:t>-</w:t>
+              <w:t>Missing</w:t>
             </w:r>
           </w:p>
         </w:tc>
@@ -215,7 +215,7 @@
           </w:tcPr>
           <w:p>
             <w:r>
-              <w:t>municipal business license</w:t>
+              <w:t>Municipal business license</w:t>
             </w:r>
           </w:p>
         </w:tc>
@@ -226,7 +226,7 @@
           </w:tcPr>
           <w:p>
             <w:r>
-              <w:t>-</w:t>
+              <w:t>Missing</w:t>
             </w:r>
           </w:p>
         </w:tc>
@@ -238,7 +238,7 @@
           </w:tcPr>
           <w:p>
             <w:r>
-              <w:t>municipal food business license</w:t>
+              <w:t>Municipal food business license</w:t>
             </w:r>
           </w:p>
         </w:tc>
@@ -249,7 +249,7 @@
           </w:tcPr>
           <w:p>
             <w:r>
-              <w:t>-</w:t>
+              <w:t>Missing</w:t>
             </w:r>
           </w:p>
         </w:tc>
@@ -261,7 +261,7 @@
           </w:tcPr>
           <w:p>
             <w:r>
-              <w:t>retail license for CPG</w:t>
+              <w:t>Retail license for cpg</w:t>
             </w:r>
           </w:p>
         </w:tc>
@@ -272,7 +272,7 @@
           </w:tcPr>
           <w:p>
             <w:r>
-              <w:t>-</w:t>
+              <w:t>Missing</w:t>
             </w:r>
           </w:p>
         </w:tc>
@@ -284,7 +284,7 @@
           </w:tcPr>
           <w:p>
             <w:r>
-              <w:t>curbside vending</w:t>
+              <w:t>Curbside vending</w:t>
             </w:r>
           </w:p>
         </w:tc>
@@ -295,7 +295,7 @@
           </w:tcPr>
           <w:p>
             <w:r>
-              <w:t>-</w:t>
+              <w:t>Missing</w:t>
             </w:r>
           </w:p>
         </w:tc>
@@ -307,7 +307,7 @@
           </w:tcPr>
           <w:p>
             <w:r>
-              <w:t>parking fees</w:t>
+              <w:t>Parking fees</w:t>
             </w:r>
           </w:p>
         </w:tc>
@@ -318,7 +318,7 @@
           </w:tcPr>
           <w:p>
             <w:r>
-              <w:t>-</w:t>
+              <w:t>Missing</w:t>
             </w:r>
           </w:p>
         </w:tc>
@@ -330,7 +330,7 @@
           </w:tcPr>
           <w:p>
             <w:r>
-              <w:t>noise bylaws</w:t>
+              <w:t>Noise bylaws</w:t>
             </w:r>
           </w:p>
         </w:tc>
@@ -341,7 +341,7 @@
           </w:tcPr>
           <w:p>
             <w:r>
-              <w:t>-</w:t>
+              <w:t>Missing</w:t>
             </w:r>
           </w:p>
         </w:tc>
@@ -353,7 +353,7 @@
           </w:tcPr>
           <w:p>
             <w:r>
-              <w:t>traffic bylaws</w:t>
+              <w:t>Traffic bylaws</w:t>
             </w:r>
           </w:p>
         </w:tc>
@@ -364,7 +364,7 @@
           </w:tcPr>
           <w:p>
             <w:r>
-              <w:t>-</w:t>
+              <w:t>Missing</w:t>
             </w:r>
           </w:p>
         </w:tc>
@@ -376,7 +376,7 @@
           </w:tcPr>
           <w:p>
             <w:r>
-              <w:t>operation hours</w:t>
+              <w:t>Operation hours</w:t>
             </w:r>
           </w:p>
         </w:tc>
@@ -387,7 +387,7 @@
           </w:tcPr>
           <w:p>
             <w:r>
-              <w:t>+</w:t>
+              <w:t>Found</w:t>
             </w:r>
           </w:p>
         </w:tc>
@@ -399,7 +399,7 @@
           </w:tcPr>
           <w:p>
             <w:r>
-              <w:t>branded consumer goods</w:t>
+              <w:t>Branded consumer goods</w:t>
             </w:r>
           </w:p>
         </w:tc>
@@ -410,7 +410,7 @@
           </w:tcPr>
           <w:p>
             <w:r>
-              <w:t>-</w:t>
+              <w:t>Missing</w:t>
             </w:r>
           </w:p>
         </w:tc>
@@ -422,7 +422,7 @@
           </w:tcPr>
           <w:p>
             <w:r>
-              <w:t>private property operation</w:t>
+              <w:t>Private property operation</w:t>
             </w:r>
           </w:p>
         </w:tc>
@@ -433,7 +433,7 @@
           </w:tcPr>
           <w:p>
             <w:r>
-              <w:t>-</w:t>
+              <w:t>Missing</w:t>
             </w:r>
           </w:p>
         </w:tc>
@@ -445,7 +445,7 @@
           </w:tcPr>
           <w:p>
             <w:r>
-              <w:t>proximity regulations</w:t>
+              <w:t>Proximity regulations</w:t>
             </w:r>
           </w:p>
         </w:tc>
@@ -456,7 +456,7 @@
           </w:tcPr>
           <w:p>
             <w:r>
-              <w:t>-</w:t>
+              <w:t>Missing</w:t>
             </w:r>
           </w:p>
         </w:tc>
@@ -468,7 +468,7 @@
           </w:tcPr>
           <w:p>
             <w:r>
-              <w:t>min distance to restaurant</w:t>
+              <w:t>Min distance to restaurant</w:t>
             </w:r>
           </w:p>
         </w:tc>
@@ -479,7 +479,7 @@
           </w:tcPr>
           <w:p>
             <w:r>
-              <w:t>-</w:t>
+              <w:t>Missing</w:t>
             </w:r>
           </w:p>
         </w:tc>
@@ -491,7 +491,7 @@
           </w:tcPr>
           <w:p>
             <w:r>
-              <w:t>min distance to food truck</w:t>
+              <w:t>Min distance to food truck</w:t>
             </w:r>
           </w:p>
         </w:tc>
@@ -502,7 +502,7 @@
           </w:tcPr>
           <w:p>
             <w:r>
-              <w:t>-</w:t>
+              <w:t>Missing</w:t>
             </w:r>
           </w:p>
         </w:tc>
@@ -514,7 +514,7 @@
           </w:tcPr>
           <w:p>
             <w:r>
-              <w:t>non-food service proximity restrictions</w:t>
+              <w:t>Non-food service proximity restrictions</w:t>
             </w:r>
           </w:p>
         </w:tc>
@@ -525,7 +525,7 @@
           </w:tcPr>
           <w:p>
             <w:r>
-              <w:t>-</w:t>
+              <w:t>Missing</w:t>
             </w:r>
           </w:p>
         </w:tc>
@@ -537,7 +537,7 @@
           </w:tcPr>
           <w:p>
             <w:r>
-              <w:t>min distance proximity from other business</w:t>
+              <w:t>Min distance proximity from other business</w:t>
             </w:r>
           </w:p>
         </w:tc>
@@ -548,7 +548,7 @@
           </w:tcPr>
           <w:p>
             <w:r>
-              <w:t>-</w:t>
+              <w:t>Missing</w:t>
             </w:r>
           </w:p>
         </w:tc>
@@ -560,7 +560,7 @@
           </w:tcPr>
           <w:p>
             <w:r>
-              <w:t>num food trucks allowed in geographic area</w:t>
+              <w:t>Num food trucks allowed in geographic area</w:t>
             </w:r>
           </w:p>
         </w:tc>
@@ -571,7 +571,7 @@
           </w:tcPr>
           <w:p>
             <w:r>
-              <w:t>-</w:t>
+              <w:t>Missing</w:t>
             </w:r>
           </w:p>
         </w:tc>
@@ -583,7 +583,7 @@
           </w:tcPr>
           <w:p>
             <w:r>
-              <w:t>parking locations</w:t>
+              <w:t>Parking locations</w:t>
             </w:r>
           </w:p>
         </w:tc>
@@ -594,7 +594,7 @@
           </w:tcPr>
           <w:p>
             <w:r>
-              <w:t>-</w:t>
+              <w:t>Missing</w:t>
             </w:r>
           </w:p>
         </w:tc>
@@ -606,7 +606,7 @@
           </w:tcPr>
           <w:p>
             <w:r>
-              <w:t>additional private restrictions</w:t>
+              <w:t>Additional private restrictions</w:t>
             </w:r>
           </w:p>
         </w:tc>
@@ -617,7 +617,7 @@
           </w:tcPr>
           <w:p>
             <w:r>
-              <w:t>-</w:t>
+              <w:t>Missing</w:t>
             </w:r>
           </w:p>
         </w:tc>
@@ -629,7 +629,7 @@
           </w:tcPr>
           <w:p>
             <w:r>
-              <w:t>name of local authority</w:t>
+              <w:t>Name of local authority</w:t>
             </w:r>
           </w:p>
         </w:tc>
@@ -640,7 +640,7 @@
           </w:tcPr>
           <w:p>
             <w:r>
-              <w:t>-</w:t>
+              <w:t>Missing</w:t>
             </w:r>
           </w:p>
         </w:tc>
@@ -652,7 +652,7 @@
           </w:tcPr>
           <w:p>
             <w:r>
-              <w:t>direct link to authority</w:t>
+              <w:t>Direct link to authority</w:t>
             </w:r>
           </w:p>
         </w:tc>
@@ -663,7 +663,7 @@
           </w:tcPr>
           <w:p>
             <w:r>
-              <w:t>+</w:t>
+              <w:t>Found</w:t>
             </w:r>
           </w:p>
         </w:tc>
@@ -675,7 +675,7 @@
           </w:tcPr>
           <w:p>
             <w:r>
-              <w:t>insurance requirements</w:t>
+              <w:t>Insurance requirements</w:t>
             </w:r>
           </w:p>
         </w:tc>
@@ -686,7 +686,7 @@
           </w:tcPr>
           <w:p>
             <w:r>
-              <w:t>+</w:t>
+              <w:t>Found</w:t>
             </w:r>
           </w:p>
         </w:tc>
@@ -698,7 +698,7 @@
           </w:tcPr>
           <w:p>
             <w:r>
-              <w:t>physical requirements for trucks</w:t>
+              <w:t>Physical requirements for trucks</w:t>
             </w:r>
           </w:p>
         </w:tc>
@@ -709,7 +709,7 @@
           </w:tcPr>
           <w:p>
             <w:r>
-              <w:t>-</w:t>
+              <w:t>Missing</w:t>
             </w:r>
           </w:p>
         </w:tc>
@@ -721,7 +721,7 @@
           </w:tcPr>
           <w:p>
             <w:r>
-              <w:t>exterior appearance guidelines</w:t>
+              <w:t>Exterior appearance guidelines</w:t>
             </w:r>
           </w:p>
         </w:tc>
@@ -732,7 +732,7 @@
           </w:tcPr>
           <w:p>
             <w:r>
-              <w:t>-</w:t>
+              <w:t>Missing</w:t>
             </w:r>
           </w:p>
         </w:tc>
@@ -748,53 +748,36 @@
     </w:p>
     <w:p>
       <w:r>
-        <w:t>police records check (new only - issued in the municipality that the applicant resides in and not more than 30 days old)</w:t>
+        <w:t>Police records check (new only - issued in the municipality that the applicant resides in and not more than 30 days old).</w:t>
       </w:r>
     </w:p>
     <w:p>
       <w:r>
-        <w:t>email: licences@citywindsor.ca</w:t>
+        <w:t>Fee category</w:t>
+        <w:tab/>
+        <w:t>new</w:t>
+        <w:tab/>
+        <w:t>renewal.</w:t>
       </w:r>
     </w:p>
     <w:p>
       <w:r>
-        <w:t>fee category</w:t>
-        <w:tab/>
-        <w:t>new</w:t>
-        <w:tab/>
-        <w:t>renewal</w:t>
+        <w:t>Phone: for general information, call 311.</w:t>
       </w:r>
     </w:p>
     <w:p>
       <w:r>
-        <w:t>category</w:t>
-        <w:tab/>
-        <w:t>fee</w:t>
+        <w:t>For detailed inquiries, call (519) 255-6200.</w:t>
       </w:r>
     </w:p>
     <w:p>
       <w:r>
-        <w:t>hours of operation:</w:t>
+        <w:t>Proof of commercial general liability insurance.</w:t>
       </w:r>
     </w:p>
     <w:p>
       <w:r>
-        <w:t>phone: for general information, call 311.</w:t>
-      </w:r>
-    </w:p>
-    <w:p>
-      <w:r>
-        <w:t>for detailed inquiries, call (519) 255-6200.</w:t>
-      </w:r>
-    </w:p>
-    <w:p>
-      <w:r>
-        <w:t>proof of commercial general liability insurance</w:t>
-      </w:r>
-    </w:p>
-    <w:p>
-      <w:r>
-        <w:t>motor vehicle liability insurance card ("pink slip")</w:t>
+        <w:t>Motor vehicle liability insurance card ("pink slip").</w:t>
       </w:r>
     </w:p>
     <w:p>
